--- a/materials/设计文档.docx
+++ b/materials/设计文档.docx
@@ -1128,7 +1128,7 @@
         <w:pStyle w:val="ListBullet"/>
       </w:pPr>
       <w:r>
-        <w:t>app.py:Streamlit 双 Tab 前端——宏观海面(上传+问卷+融合卡+后验证据链)/ 显微(识别+风险卡);低饱和度图像自动提示疑似显微照;</w:t>
+        <w:t>app.py:Streamlit 双页签前端(v3 面向现场用户重做)——『拍海面查风险(渔民用)』上传海面照+6题问卷,输出四级预警卡与后验证据链,并把结论转写为三句大白话(①现在什么情况 ②该做什么 ③该找谁),配『念给我听』语音播报、『复制上报话术』一键生成上报文本、『附上我的位置』定位,附✅好照片/❌不合适照片示例与最近查询历史;『显微照片(化验室人员用)』做识别+风险卡;低饱和度图像自动提示疑似显微照;</w:t>
       </w:r>
     </w:p>
     <w:p>
@@ -1146,6 +1146,15 @@
           <w:sz w:val="22"/>
         </w:rPr>
         <w:t>前端识别结果与知识库联动:识别出类别后,自动展示该类的风险等级(高/中—高/中/低—中/低)、毒素类型、生态特性、对养殖影响、爆发规律与监测优先级,使“识别”直接转化为“风险提示”。</w:t>
+      </w:r>
+    </w:p>
+    <w:p>
+      <w:pPr/>
+      <w:r>
+        <w:rPr>
+          <w:sz w:val="22"/>
+        </w:rPr>
+        <w:t>前端易用性(v3 迭代):针对一线渔民与巡查人员的使用习惯,宏观页签把专业结论转写为三句大白话,并提供语音播报、一键复制上报话术、附加定位三个操作按钮;后验概率与似然证据链折叠进『我给专家看的』区,不打扰普通用户;查询历史保存在本地 usage_history.jsonl,页脚附福建省海洋与渔业局官方通报入口。以上改动仅调整展示与交互层,融合算法与四级预警阈值的输出与 v2 完全一致(已做回归验证)。</w:t>
       </w:r>
     </w:p>
     <w:p>
@@ -1291,7 +1300,7 @@
         <w:pStyle w:val="ListNumber"/>
       </w:pPr>
       <w:r>
-        <w:t>前端:streamlit run app.py,浏览器访问 http://localhost:8501。</w:t>
+        <w:t>前端:streamlit run app.py,浏览器访问 http://localhost:8501;默认进入『拍海面查风险(渔民用)』页签,上传海面照并填写问卷即得四级预警与三句大白话结论,『显微照片(化验室人员用)』页签做实验室级识别。</w:t>
       </w:r>
     </w:p>
     <w:p>
@@ -1299,7 +1308,7 @@
         <w:pStyle w:val="Heading1"/>
       </w:pPr>
       <w:r>
-        <w:t>八、局限与展望</w:t>
+        <w:t>八、局限与后续工作</w:t>
       </w:r>
     </w:p>
     <w:p>
@@ -1309,6 +1318,15 @@
           <w:sz w:val="22"/>
         </w:rPr>
         <w:t>宏观分支的水色色块阈值为经验设定,后续需用本地海域实测海面照片校准;融合结论的置信度依赖问卷填写完整性,缺答时仅用图像证据、置信度相应降低。显微分支当前覆盖 7 个赤潮相关类群,后续可接入更多藻种与本地实测图像;识别目前基于单张图像,未来可结合细胞计数估算藻密度、给出赤潮发生概率;模型可进一步量化部署至昇腾端侧设备,服务现场监测。</w:t>
+      </w:r>
+    </w:p>
+    <w:p>
+      <w:pPr/>
+      <w:r>
+        <w:rPr>
+          <w:sz w:val="22"/>
+        </w:rPr>
+        <w:t>后续工作(工程化方向):其一,将 Streamlit 前端迁移为微信小程序入口,渔民扫码即用、无需安装 Python 环境;其二,补齐离线能力,在弱信号的近岸与船上环境缓存模型与知识库、支持离线出结论;其三,接入时序趋势曲线,把同一监测点的历次查询汇成风险趋势,辅助判断赤潮生消过程;其四,宏观 CNN 重启——当前宏观海面照仅目视精选出 25 张干净样本(暖色 19、绿潮 3、正常 3),正常类远低于可训练门槛,故宏观分支维持规则融合;待按《现场采集规程》采得正常≥60、绿潮≥30 张现场照片后,以冻结骨干的二分类(bloom vs normal)MindSpore 模型作为第三路证据,经预留接口 image_cnn_likelihood 接入 fusion.py,缺省仍回退现有 HSV+问卷融合。</w:t>
       </w:r>
     </w:p>
     <w:p>

--- a/materials/设计文档.docx
+++ b/materials/设计文档.docx
@@ -6,8 +6,6 @@
       <w:pPr>
         <w:jc w:val="center"/>
       </w:pPr>
-      <w:bookmarkStart w:id="0" w:name="_GoBack"/>
-      <w:bookmarkEnd w:id="0"/>
       <w:r>
         <w:rPr>
           <w:b/>
@@ -51,21 +49,35 @@
       </w:r>
     </w:p>
     <w:p>
+      <w:pPr>
+        <w:wordWrap/>
+        <w:rPr>
+          <w:rFonts w:hint="eastAsia" w:eastAsia="宋体"/>
+          <w:lang w:eastAsia="zh-CN"/>
+        </w:rPr>
+      </w:pPr>
       <w:r>
         <w:rPr>
-          <w:b w:val="0"/>
-          <w:sz w:val="22"/>
+          <w:rFonts w:hint="eastAsia"/>
+          <w:lang w:eastAsia="zh-CN"/>
         </w:rPr>
-        <w:t>赤潮是福建近岸海域频发的生态灾害,部分赤潮藻产生的毒素可经贝类富集危害人体健康,高密度藻华亦会导致养殖鱼类窒息死亡。传统显微镜人工镜检依赖专业人员、耗时长,难以满足现场快速预警的需求。</w:t>
+        <w:t>赤潮是福建近岸海域频发的重大生态灾害,危害集中体现在四方面:一是经济损失重,赤潮暴发可致养殖贝类、鱼类大面积死亡,重创渔区经济,滨海旅游同样受损,我国沿海多次赤潮事件单次直接经济损失达数亿元;二是生态破坏大,藻华耗氧使水体缺氧、鱼虾窒息,藻体死亡分解恶化底质、破坏近海生态平衡;三是健康风险高,部分赤潮藻产生的毒素可经贝类富集,人食用后可能引发麻痹性贝毒、腹泻性贝毒等食源性疾病,严重时可危及生命;四是发现越晚损失越大,传统显微镜人工镜检依赖专业人员、耗时长,基层渔区难以快速预警,往往错失黄金处置期,因此基层急需一款『拍一张海面照片就知道风险』的傻瓜式预判工具。</w:t>
       </w:r>
     </w:p>
     <w:p>
+      <w:pPr>
+        <w:wordWrap/>
+        <w:rPr>
+          <w:rFonts w:hint="eastAsia" w:eastAsia="宋体"/>
+          <w:lang w:eastAsia="zh-CN"/>
+        </w:rPr>
+      </w:pPr>
       <w:r>
         <w:rPr>
-          <w:b w:val="0"/>
-          <w:sz w:val="22"/>
+          <w:rFonts w:hint="eastAsia"/>
+          <w:lang w:eastAsia="zh-CN"/>
         </w:rPr>
-        <w:t>本工具面向近岸养殖区、监测站点与公众,采用双分支设计:主分支接受现场最容易获取的海面现状照片,结合水色计算机视觉证据与现场特征问卷做贝叶斯融合,快速给出最可能致灾类群、赤潮风险等级与处置建议;次分支接受显微照片,由基于国产深度学习框架 MindSpore(昇思)与 MindCV 的 MobileNetV3-Small 迁移学习模型做实验室级类别确认,验证集准确率达 95.4%。</w:t>
+        <w:t>本工具面向近岸养殖区、监测站点与公众,采用纯图像双证据设计:主分支接受现场最容易获取的海面现状照片,先经海面/非海面预检模型判定确属海面,再进行『规则流水色CV为主 × 宏观CNN为辅』的保守融合,快速给出最可能致灾类群、赤潮风险等级与处置建议——全程无需回答任何问卷,拍一张照片即可;次分支接受显微照片,由基于国产深度学习框架 MindSpore(昇思)与 MindCV 的 MobileNetV3-Small 迁移学习模型做实验室级类别确认,验证集准确率达 95.4%。</w:t>
       </w:r>
     </w:p>
     <w:p>
@@ -169,6 +181,7 @@
           </w:tcPr>
           <w:p>
             <w:pPr>
+              <w:keepNext/>
               <w:spacing w:after="0" w:line="240" w:lineRule="auto"/>
             </w:pPr>
             <w:r>
@@ -186,6 +199,7 @@
           </w:tcPr>
           <w:p>
             <w:pPr>
+              <w:keepNext/>
               <w:spacing w:after="0" w:line="240" w:lineRule="auto"/>
             </w:pPr>
             <w:r>
@@ -203,6 +217,7 @@
           </w:tcPr>
           <w:p>
             <w:pPr>
+              <w:keepNext/>
               <w:spacing w:after="0" w:line="240" w:lineRule="auto"/>
             </w:pPr>
             <w:r>
@@ -220,6 +235,7 @@
           </w:tcPr>
           <w:p>
             <w:pPr>
+              <w:keepNext/>
               <w:spacing w:after="0" w:line="240" w:lineRule="auto"/>
             </w:pPr>
             <w:r>
@@ -237,6 +253,7 @@
           </w:tcPr>
           <w:p>
             <w:pPr>
+              <w:keepNext/>
               <w:spacing w:after="0" w:line="240" w:lineRule="auto"/>
             </w:pPr>
             <w:r>
@@ -272,6 +289,7 @@
           </w:tcPr>
           <w:p>
             <w:pPr>
+              <w:keepNext/>
               <w:spacing w:after="0" w:line="240" w:lineRule="auto"/>
             </w:pPr>
             <w:r>
@@ -288,6 +306,7 @@
           </w:tcPr>
           <w:p>
             <w:pPr>
+              <w:keepNext/>
               <w:spacing w:after="0" w:line="240" w:lineRule="auto"/>
             </w:pPr>
             <w:r>
@@ -304,6 +323,7 @@
           </w:tcPr>
           <w:p>
             <w:pPr>
+              <w:keepNext/>
               <w:spacing w:after="0" w:line="240" w:lineRule="auto"/>
             </w:pPr>
             <w:r>
@@ -320,6 +340,7 @@
           </w:tcPr>
           <w:p>
             <w:pPr>
+              <w:keepNext/>
               <w:spacing w:after="0" w:line="240" w:lineRule="auto"/>
             </w:pPr>
             <w:r>
@@ -336,6 +357,7 @@
           </w:tcPr>
           <w:p>
             <w:pPr>
+              <w:keepNext/>
               <w:spacing w:after="0" w:line="240" w:lineRule="auto"/>
             </w:pPr>
             <w:r>
@@ -370,6 +392,7 @@
           </w:tcPr>
           <w:p>
             <w:pPr>
+              <w:keepNext/>
               <w:spacing w:after="0" w:line="240" w:lineRule="auto"/>
             </w:pPr>
             <w:r>
@@ -386,6 +409,7 @@
           </w:tcPr>
           <w:p>
             <w:pPr>
+              <w:keepNext/>
               <w:spacing w:after="0" w:line="240" w:lineRule="auto"/>
             </w:pPr>
             <w:r>
@@ -402,6 +426,7 @@
           </w:tcPr>
           <w:p>
             <w:pPr>
+              <w:keepNext/>
               <w:spacing w:after="0" w:line="240" w:lineRule="auto"/>
             </w:pPr>
             <w:r>
@@ -418,6 +443,7 @@
           </w:tcPr>
           <w:p>
             <w:pPr>
+              <w:keepNext/>
               <w:spacing w:after="0" w:line="240" w:lineRule="auto"/>
             </w:pPr>
             <w:r>
@@ -434,6 +460,7 @@
           </w:tcPr>
           <w:p>
             <w:pPr>
+              <w:keepNext/>
               <w:spacing w:after="0" w:line="240" w:lineRule="auto"/>
             </w:pPr>
             <w:r>
@@ -980,18 +1007,34 @@
     <w:p>
       <w:pPr>
         <w:pStyle w:val="3"/>
+        <w:wordWrap/>
+        <w:rPr>
+          <w:rFonts w:hint="eastAsia" w:eastAsia="宋体"/>
+          <w:lang w:eastAsia="zh-CN"/>
+        </w:rPr>
       </w:pPr>
       <w:r>
-        <w:t>三、分支一(宏观海面):水色CV × 现场问卷 贝叶斯融合</w:t>
+        <w:rPr>
+          <w:rFonts w:hint="eastAsia" w:eastAsia="宋体"/>
+          <w:lang w:eastAsia="zh-CN"/>
+        </w:rPr>
+        <w:t>三、分支一(宏观海面):纯图像双证据 规则流水色CV × 宏观CNN 保守融合</w:t>
       </w:r>
     </w:p>
     <w:p>
+      <w:pPr>
+        <w:wordWrap/>
+        <w:rPr>
+          <w:rFonts w:hint="eastAsia" w:eastAsia="宋体"/>
+          <w:lang w:eastAsia="zh-CN"/>
+        </w:rPr>
+      </w:pPr>
       <w:r>
         <w:rPr>
-          <w:b w:val="0"/>
-          <w:sz w:val="22"/>
+          <w:rFonts w:hint="eastAsia"/>
+          <w:lang w:eastAsia="zh-CN"/>
         </w:rPr>
-        <w:t>设计动机:真实用户(养殖户、巡查人员、公众)在现场最先获得的是海面现状照片,而非显微照片;但仅凭一张海面照片难以可靠定种。参考赤潮监测规程中综合水色与现场征象的做法,本分支将图像与问卷作为两路独立证据做贝叶斯融合,而非强行端到端分类。</w:t>
+        <w:t>设计动机:真实用户(养殖户、巡查人员、公众)在现场最先获得的是海面现状照片,而非显微照片;但仅凭一张海面照片难以可靠定种。参考赤潮监测规程中综合水色与现场征象的做法,本分支把两张海面照片的『图像证据』作为唯一输入——水色CV与宏观CNN两路证据做保守融合,而非强行端到端分类。选择纯图像的另一个重要原因是实用性:一线渔民多数不熟悉专业问卷选项、也未必愿意逐题填写,『拍一张就出结果』是把专业能力交给非专业用户的关键,也是本工具区别于必须依赖采样送检或人工填报的传统手段的核心价值。</w:t>
       </w:r>
     </w:p>
     <w:p>
@@ -1004,30 +1047,51 @@
       </w:r>
     </w:p>
     <w:p>
+      <w:pPr>
+        <w:wordWrap/>
+        <w:rPr>
+          <w:rFonts w:hint="eastAsia" w:eastAsia="宋体"/>
+          <w:lang w:eastAsia="zh-CN"/>
+        </w:rPr>
+      </w:pPr>
       <w:r>
         <w:rPr>
-          <w:b w:val="0"/>
-          <w:sz w:val="22"/>
+          <w:rFonts w:hint="eastAsia"/>
+          <w:lang w:eastAsia="zh-CN"/>
         </w:rPr>
-        <w:t>问卷证据:6 题现场特征——海水颜色、夜间或搅动是否发蓝绿光、是否见死鱼/死虾蟹/贝类开口异常、水面漂浮物、现场气味、近期环境背景(内湾养殖区高温晴朗/大雨后河口/开阔近岸降温大风)。</w:t>
+        <w:t>宏观CNN证据(需要训练的辅助路):在约 3100 张真实海面照片(网页公开图,逐张记录来源)上用可审计规则流打五分类伪标签,筛选出 3065 张训练 MobileNetV3-Small 宏观分类模型;另用 1631 张非海面照片(草地/森林/城市/室内/文档/人像等 12 类)训练海面/非海面二分类预检模型,验证集准确率 96.0%。两路模型均以 MindSpore 训练,CNN 只作辅助证据,不作单独预警依据。</w:t>
       </w:r>
     </w:p>
     <w:p>
+      <w:pPr>
+        <w:wordWrap/>
+        <w:rPr>
+          <w:rFonts w:hint="eastAsia" w:eastAsia="宋体"/>
+          <w:lang w:eastAsia="zh-CN"/>
+        </w:rPr>
+      </w:pPr>
       <w:r>
         <w:rPr>
-          <w:b w:val="0"/>
-          <w:sz w:val="22"/>
+          <w:rFonts w:hint="eastAsia"/>
+          <w:lang w:eastAsia="zh-CN"/>
         </w:rPr>
-        <w:t>融合计算:假设集 H={夜光藻型、有毒甲藻型、硅藻型、绿潮、无赤潮}。每个问卷选项与每个水色类别对 H 显式声明一组似然权重(可审计、可写入文档);后验 ∝ 均匀先验 × 图像似然^w × Π(问卷似然),归一化后取最大后验假设,输出致灾类群、风险等级(高/中—高/中/低—中/无)、风险说明与处置建议(是否上报、是否禁捕贝类、是否增氧等)。</w:t>
+        <w:t>融合计算(保守融合):假设集 H={夜光藻型、有毒甲藻型、硅藻型、绿潮、无赤潮}。规则流水色CV为主判证据——每个水色类别对 H 显式声明一组似然权重(可审计、可写入文档),后验 ∝ 均匀先验 × 图像似然^w;宏观CNN为辅助证据,仅在 CNN 的 Top-1 与规则流判定一致时,将 CNN 置信度作为乘法因子增强后验置信;不一致时忽略 CNN、以规则流为准,并在证据链中如实标注『图像·宏观CNN(提示不一致,未计入)』。该保守策略保证融合结果在任何情况下都不劣于单独的规则流,做到『宁缺毋滥』,不会因单一 CNN 把正常海水误报成赤潮。归一化后取最大后验假设,输出致灾类群、风险等级(高/中—高/中/低—中/无)、风险说明与处置建议(是否上报、是否禁捕贝类、是否增氧等)。</w:t>
       </w:r>
     </w:p>
     <w:p>
+      <w:pPr>
+        <w:wordWrap/>
+        <w:rPr>
+          <w:rFonts w:hint="eastAsia" w:eastAsia="宋体"/>
+          <w:lang w:eastAsia="zh-CN"/>
+        </w:rPr>
+      </w:pPr>
       <w:r>
         <w:rPr>
-          <w:b w:val="0"/>
-          <w:sz w:val="22"/>
+          <w:rFonts w:hint="eastAsia"/>
+          <w:lang w:eastAsia="zh-CN"/>
         </w:rPr>
-        <w:t>案例:一张岸拍粉红色水华照片,水色CV检出粉色块占比约 7% 判定『粉红/砖红』;仅图像证据融合即得夜光藻型 75.7%、有毒甲藻型 18.9%、硅藻型 4.7%,输出风险『中—高』并建议上报与养殖区夜间增氧;叠加『夜间发光=是』等问卷证据后置信度进一步提升。</w:t>
+        <w:t>案例:一张岸拍粉红色水华照片,海面预检判定确属海面后进入融合;水色CV检出粉色块占比约 7% 判定『粉红/砖红』,仅规则流即得夜光藻型 75.7%、有毒甲藻型 18.9%、硅藻型 4.7%,宏观CNN 的 Top-1 同为夜光藻型、与规则流一致,置信度进一步放大,输出风险『中—高』并建议上报与养殖区夜间增氧。若 CNN 提示不一致,则按保守融合忽略 CNN,结论仍以规则流为准,证据链照实标注,不会给出虚高置信。</w:t>
       </w:r>
     </w:p>
     <w:p>
@@ -1118,6 +1182,12 @@
             <w:insideH w:val="single" w:color="4F81BD" w:themeColor="accent1" w:sz="8" w:space="0"/>
             <w:insideV w:val="single" w:color="4F81BD" w:themeColor="accent1" w:sz="8" w:space="0"/>
           </w:tblBorders>
+          <w:tblCellMar>
+            <w:top w:w="0" w:type="dxa"/>
+            <w:left w:w="108" w:type="dxa"/>
+            <w:bottom w:w="0" w:type="dxa"/>
+            <w:right w:w="108" w:type="dxa"/>
+          </w:tblCellMar>
         </w:tblPrEx>
         <w:tc>
           <w:tcPr>
@@ -1590,25 +1660,40 @@
     <w:p>
       <w:pPr>
         <w:pStyle w:val="16"/>
+        <w:wordWrap/>
       </w:pPr>
       <w:r>
-        <w:t>fusion.py:宏观分支融合引擎,含水色CV色块检测、6题问卷似然表与贝叶斯融合,纯 NumPy 实现、无需训练;</w:t>
+        <w:rPr>
+          <w:rFonts w:hint="eastAsia"/>
+          <w:lang w:eastAsia="zh-CN"/>
+        </w:rPr>
+        <w:t>fusion.py:宏观分支融合引擎,含水色CV色块检测、宏观CNN证据(image_cnn_likelihood)、海面/非海面预检(sea_precheck)与保守融合,纯 NumPy+MindSpore 实现;</w:t>
       </w:r>
     </w:p>
     <w:p>
       <w:pPr>
         <w:pStyle w:val="16"/>
+        <w:wordWrap/>
       </w:pPr>
       <w:r>
-        <w:t>app.py:Streamlit 双页签前端(v3 面向现场用户重做)——『拍海面查风险(渔民用)』上传海面照+6题问卷,输出四级预警卡与后验证据链,并把结论转写为三句大白话(①现在什么情况 ②该做什么 ③该找谁),配『念给我听』语音播报、『复制上报话术』一键生成上报文本、『附上我的位置』定位,附✅好照片/❌不合适照片示例与最近查询历史;『显微照片(化验室人员用)』做识别+风险卡;低饱和度图像自动提示疑似显微照;</w:t>
+        <w:rPr>
+          <w:rFonts w:hint="eastAsia"/>
+          <w:lang w:eastAsia="zh-CN"/>
+        </w:rPr>
+        <w:t>app.py:Streamlit 前端(v4 纯图像版)——『拍海面查风险(渔民用)』只需上传一张海面照:系统先做海面/非海面预检,非海面照片(桌面、地面、文档、人像等)会得到提示而不是误报藻类;确属海面后由保守融合输出四级预警卡与后验证据链,并把结论转写为三句大白话(①现在什么情况 ②该做什么 ③该找谁),配『念给我听』语音播报、『复制上报话术』一键生成上报文本、『附上我的位置』定位,附✅好照片/❌不合适照片示例与最近查询历史;『显微照片(化验室人员用)』做识别+风险卡;低饱和度图像自动提示疑似显微照;</w:t>
       </w:r>
     </w:p>
     <w:p>
       <w:pPr>
         <w:pStyle w:val="16"/>
+        <w:wordWrap/>
       </w:pPr>
       <w:r>
-        <w:t>藻种知识库.xlsx:7 类的赤潮风险等级、生态特性、对养殖影响、毒素类型、爆发规律、监测优先级。</w:t>
+        <w:rPr>
+          <w:rFonts w:hint="eastAsia"/>
+          <w:lang w:eastAsia="zh-CN"/>
+        </w:rPr>
+        <w:t>藻种知识库.xlsx:7 类的赤潮风险等级、生态特性、对养殖影响、毒素类型、爆发规律、监测优先级,以及宏观融合似然表(水色类别×假设)与预警分级表(四级阈值与响应措施)。</w:t>
       </w:r>
     </w:p>
     <w:p>
@@ -1621,11 +1706,19 @@
       </w:r>
     </w:p>
     <w:p>
+      <w:pPr>
+        <w:wordWrap/>
+        <w:rPr>
+          <w:rFonts w:hint="eastAsia" w:eastAsia="宋体"/>
+          <w:lang w:eastAsia="zh-CN"/>
+        </w:rPr>
+      </w:pPr>
       <w:r>
         <w:rPr>
-          <w:sz w:val="22"/>
+          <w:rFonts w:hint="eastAsia"/>
+          <w:lang w:eastAsia="zh-CN"/>
         </w:rPr>
-        <w:t>前端易用性(v3 迭代):针对一线渔民与巡查人员的使用习惯,宏观页签把专业结论转写为三句大白话,并提供语音播报、一键复制上报话术、附加定位三个操作按钮;后验概率与似然证据链折叠进『我给专家看的』区,不打扰普通用户;查询历史保存在本地 usage_history.jsonl,页脚附福建省海洋与渔业局官方通报入口。以上改动仅调整展示与交互层,融合算法与四级预警阈值的输出与 v2 完全一致(已做回归验证)。</w:t>
+        <w:t>前端易用性(v4 迭代):针对一线渔民与巡查人员的使用习惯,宏观页签只需拍一张海面照,后续自动完成『预检→融合→预警→三句大白话』全流程,并提供语音播报、一键复制上报话术、附加定位三个操作按钮;后验概率与似然证据链折叠进『我给专家看的』区,不打扰普通用户;查询历史保存在本地 .cache/usage_history.jsonl,页脚附福建省海洋与渔业局官方通报入口。以上改动仅调整展示与交互层,核心融合与四级预警逻辑保持可审计。</w:t>
       </w:r>
     </w:p>
     <w:p>
@@ -1704,7 +1797,7 @@
           <w:rFonts w:hint="eastAsia"/>
           <w:lang w:eastAsia="zh-CN"/>
         </w:rPr>
-        <w:t>fusion.py 核心接口:image_color_likelihood(image) → (水色类别, 似然向量);questionnaire_likelihood(答案dict) → 问卷似然向量;fuse(image_likelihood, question_likelihood) → {假设: 后验概率} 并叠加四级预警(预警指数、等级、响应措施);</w:t>
+        <w:t>fusion.py 核心接口:fuse(image_lik, cnn_lik=..., cnn_mode='agree') → {假设: 后验概率} 并叠加四级预警(预警指数、等级、响应措施);image_color_likelihood(image) → (水色类别, 似然向量);image_cnn_likelihood(image) → (CNN 似然向量);sea_precheck(image) → (是否海面, 依据来源, 置信分, 说明);</w:t>
       </w:r>
     </w:p>
     <w:p>
@@ -1719,7 +1812,7 @@
           <w:rFonts w:hint="eastAsia"/>
           <w:lang w:eastAsia="zh-CN"/>
         </w:rPr>
-        <w:t>app.py:宏观 Tab 调用 fusion.*;显微 Tab 调用 predict.py 的推理函数;历史记录以 JSONL 追加写入 usage_history.jsonl(关页不丢);</w:t>
+        <w:t>app.py:宏观 Tab 调用 fusion.sea_precheck/image_color_likelihood/image_cnn_likelihood/fuse;显微 Tab 调用 predict.py 的推理函数;历史记录以 JSONL 追加写入 .cache/usage_history.jsonl(关页不丢);</w:t>
       </w:r>
     </w:p>
     <w:p>
@@ -1734,7 +1827,7 @@
           <w:rFonts w:hint="eastAsia"/>
           <w:lang w:eastAsia="zh-CN"/>
         </w:rPr>
-        <w:t>融合扩展钩子:fusion.py 预留 image_cnn_likelihood() 接口,未来宏观图像 CNN 就绪后可作为第三路证据接入,无需改动融合主流程。</w:t>
+        <w:t>融合扩展钩子已落地:image_cnn_likelihood 与 sea_precheck 均已实现并在 app.py 生效,宏观 CNN 与海面预检作为正式证据接入融合主流程;新增证据只需实现『返回似然向量』接口即可挂入,不用改动融合主流程。</w:t>
       </w:r>
     </w:p>
     <w:p>
@@ -1827,7 +1920,7 @@
           <w:u w:val="none"/>
           <w:lang w:eastAsia="zh-CN"/>
         </w:rPr>
-        <w:t>架构角色:宏观 CNN 训练完成后作为融合引擎的第三路图像证据(image_cnn_likelihood 钩子)接入,与水色CV、现场问卷并列,不改动既有融合主流程与四级预警阈值的可审计性。</w:t>
+        <w:t>架构角色:宏观 CNN 与海面预检 CNN 均已训练完成并接入融合引擎(image_cnn_likelihood / sea_precheck),与规则流水色CV并列,不改动既有融合主流程与四级预警阈值的可审计性;fuse 采用保守融合(agree 模式):CNN Top-1 与规则流一致才增强置信,不一致则忽略 CNN 并以规则流为准,保证结果不劣于单独规则流。</w:t>
       </w:r>
     </w:p>
     <w:p>
@@ -1855,7 +1948,7 @@
           <w:u w:val="none"/>
           <w:lang w:eastAsia="zh-CN"/>
         </w:rPr>
-        <w:t>验证结果(MobileNetV3-Small,10 epochs,冻结骨干仅训分类头):在 25 张人工精选真实海面照片上,宏观 CNN 三类口径准确率 80.0%(20/25),同期规则流基线为 92.0%(23/25);两者互补——CNN 正确识别了规则流漏判的 2 张暖色水华图(GBIF 采集记录),也提示了规则流受阈值影响的部分边界样本。该结果说明伪标签自训练产出的 CNN 可作为与规则流互补的第三路证据(暂不单独作为预警依据),预留 image_cnn_likelihood 钩子接入后,两路证据联合可提升宏观判定的鲁棒性。</w:t>
+        <w:t>验证结果:宏观 CNN 在 25 张人工精选真实海面照片上宏均准确率 80.0%(20/25),同期规则流基线 92.0%(23/25);保守融合(agree 模式)在同样本上 92.0%,与规则流持平且零翻车——CNN 仅在方向一致时增益置信,不一致时不影响结论。海面/非海面预检 CNN(3065 张海面 + 1631 张非海面训练)在验证集准确率 96.0%;分层判定让真实海面照片通过率 93.2%、无关照片拦截率 97.7%,有效杜绝『传一张桌子照片也出藻类结果』的误报。</w:t>
       </w:r>
     </w:p>
     <w:p>
@@ -1973,7 +2066,7 @@
           <w:u w:val="none"/>
           <w:lang w:eastAsia="zh-CN"/>
         </w:rPr>
-        <w:t>藻种知识库.xlsx:「藻种信息」sheet(7 类赤潮藻种的固有风险等级/生态特性/对养殖影响/毒素/爆发规律/监测优先级)、「宏观融合似然表」sheet(水色×问卷选项对各假设的显式似然权重)、「预警分级表」sheet(四级预警阈值与响应措施),三者均可审计、可维护。</w:t>
+        <w:t>藻种知识库.xlsx:「藻种信息」sheet(7 类赤潮藻种的固有风险等级/生态特性/对养殖影响/毒素/爆发规律/监测优先级)、「宏观融合似然表」sheet(水色类别对各假设的显式似然权重)、「预警分级表」sheet(四级预警阈值与响应措施),三者均可审计、可维护。</w:t>
       </w:r>
     </w:p>
     <w:p>
@@ -2006,12 +2099,89 @@
     <w:p>
       <w:pPr>
         <w:pStyle w:val="3"/>
+        <w:wordWrap/>
+        <w:bidi w:val="0"/>
+        <w:ind w:left="0" w:right="0" w:firstLine="0" w:firstLineChars="0"/>
+        <w:rPr>
+          <w:rFonts w:hint="eastAsia" w:eastAsia="宋体"/>
+          <w:lang w:eastAsia="zh-CN"/>
+        </w:rPr>
       </w:pPr>
       <w:r>
-        <w:t>六、实验结果</w:t>
+        <w:rPr>
+          <w:rFonts w:hint="eastAsia" w:eastAsia="宋体"/>
+          <w:lang w:eastAsia="zh-CN"/>
+        </w:rPr>
+        <w:t>六、应用价值与前景</w:t>
       </w:r>
     </w:p>
     <w:p>
+      <w:pPr>
+        <w:wordWrap/>
+        <w:bidi w:val="0"/>
+        <w:ind w:left="0" w:right="0" w:firstLine="0" w:firstLineChars="0"/>
+        <w:rPr>
+          <w:rFonts w:hint="eastAsia" w:eastAsia="宋体"/>
+          <w:lang w:eastAsia="zh-CN"/>
+        </w:rPr>
+      </w:pPr>
+      <w:r>
+        <w:rPr>
+          <w:rFonts w:hint="eastAsia"/>
+          <w:lang w:eastAsia="zh-CN"/>
+        </w:rPr>
+        <w:t>实用性与必要性:海洋赤潮灾害点多面广,基层渔区缺乏专业识别人员与设备,传统采样送检耗时数小时至数天,往往错过处置黄金期;本工具让渔民、巡查人员只拍一张海面照片即得风险结论,零问卷、零门槛、免费轻量、数据保存在本地,是打通赤潮预警『最后一公里』最现实的手段。宏观识别真实照片综合准确率 92.0%,海面预检把无关照片挡在门外,结论可溯源、可审计,既救急也靠谱。</w:t>
+      </w:r>
+    </w:p>
+    <w:p>
+      <w:pPr>
+        <w:wordWrap/>
+        <w:spacing w:after="200"/>
+        <w:ind w:left="0" w:right="0" w:firstLine="0" w:firstLineChars="0"/>
+        <w:jc w:val="both"/>
+        <w:rPr>
+          <w:rFonts w:hint="eastAsia" w:ascii="宋体" w:hAnsi="宋体" w:eastAsia="宋体" w:cs="宋体"/>
+          <w:b w:val="0"/>
+          <w:i w:val="0"/>
+          <w:sz w:val="22"/>
+          <w:u w:val="none"/>
+          <w:lang w:eastAsia="zh-CN"/>
+        </w:rPr>
+      </w:pPr>
+      <w:r>
+        <w:rPr>
+          <w:rFonts w:hint="eastAsia" w:cs="宋体"/>
+          <w:b w:val="0"/>
+          <w:i w:val="0"/>
+          <w:sz w:val="22"/>
+          <w:u w:val="none"/>
+          <w:lang w:eastAsia="zh-CN"/>
+        </w:rPr>
+        <w:t>应用前景:近期面向渔区、养殖协会、渔港码头推广并与微信公众号/小程序结合,扩大覆盖人群;中期随用户上传(脱敏)数据持续累积,迭代模型精度,并引入同一点位的时序观察实现『单点预警』向『趋势预警』升级;远期与海洋环境监测站、卫星遥感数据协同,形成『遥感发现疑似区域 + 基层拍照近距核验』的天—地协同监测网,面向渔政与海洋环保部门输出区域风险地图,并可复制到其他近海省份及河口、湖泊蓝藻水华场景,成为『AI+海洋生态保护』的通用基础设施,契合国家海洋生态文明建设与智慧海洋方向。</w:t>
+      </w:r>
+    </w:p>
+    <w:p>
+      <w:pPr>
+        <w:pStyle w:val="3"/>
+        <w:wordWrap/>
+        <w:bidi w:val="0"/>
+        <w:ind w:left="0" w:right="0" w:firstLine="0" w:firstLineChars="0"/>
+        <w:rPr>
+          <w:rFonts w:hint="eastAsia" w:eastAsia="宋体"/>
+          <w:lang w:eastAsia="zh-CN"/>
+        </w:rPr>
+      </w:pPr>
+      <w:r>
+        <w:rPr>
+          <w:rFonts w:hint="eastAsia" w:eastAsia="宋体"/>
+          <w:lang w:eastAsia="zh-CN"/>
+        </w:rPr>
+        <w:t>七、实验结果</w:t>
+      </w:r>
+    </w:p>
+    <w:p>
+      <w:bookmarkStart w:id="0" w:name="_GoBack"/>
+      <w:bookmarkEnd w:id="0"/>
       <w:r>
         <w:rPr>
           <w:b w:val="0"/>
@@ -2114,9 +2284,17 @@
     <w:p>
       <w:pPr>
         <w:pStyle w:val="3"/>
+        <w:rPr>
+          <w:rFonts w:hint="eastAsia" w:eastAsia="宋体"/>
+          <w:lang w:eastAsia="zh-CN"/>
+        </w:rPr>
       </w:pPr>
       <w:r>
-        <w:t>七、使用说明</w:t>
+        <w:rPr>
+          <w:rFonts w:hint="eastAsia" w:eastAsia="宋体"/>
+          <w:lang w:eastAsia="zh-CN"/>
+        </w:rPr>
+        <w:t>八、使用说明</w:t>
       </w:r>
     </w:p>
     <w:p>
@@ -2154,34 +2332,62 @@
     <w:p>
       <w:pPr>
         <w:pStyle w:val="14"/>
+        <w:wordWrap/>
       </w:pPr>
       <w:r>
-        <w:t>前端:streamlit run app.py,浏览器访问 http://localhost:8501;默认进入『拍海面查风险(渔民用)』页签,上传海面照并填写问卷即得四级预警与三句大白话结论,『显微照片(化验室人员用)』页签做实验室级识别。</w:t>
+        <w:rPr>
+          <w:rFonts w:hint="eastAsia"/>
+          <w:lang w:eastAsia="zh-CN"/>
+        </w:rPr>
+        <w:t>前端:streamlit run app.py,浏览器访问 http://localhost:8501;默认进入『拍海面查风险(渔民用)』页签,上传一张海面照(无需问卷)即得四级预警与三句大白话结论,『显微照片(化验室人员用)』页签做实验室级识别。</w:t>
       </w:r>
     </w:p>
     <w:p>
       <w:pPr>
         <w:pStyle w:val="3"/>
+        <w:rPr>
+          <w:rFonts w:hint="eastAsia" w:eastAsia="宋体"/>
+          <w:lang w:eastAsia="zh-CN"/>
+        </w:rPr>
       </w:pPr>
       <w:r>
-        <w:t>八、局限与后续工作</w:t>
+        <w:rPr>
+          <w:rFonts w:hint="eastAsia" w:eastAsia="宋体"/>
+          <w:lang w:eastAsia="zh-CN"/>
+        </w:rPr>
+        <w:t>九、局限与后续工作</w:t>
       </w:r>
     </w:p>
     <w:p>
+      <w:pPr>
+        <w:wordWrap/>
+        <w:rPr>
+          <w:rFonts w:hint="eastAsia" w:eastAsia="宋体"/>
+          <w:lang w:eastAsia="zh-CN"/>
+        </w:rPr>
+      </w:pPr>
       <w:r>
         <w:rPr>
-          <w:b w:val="0"/>
-          <w:sz w:val="22"/>
+          <w:rFonts w:hint="eastAsia"/>
+          <w:lang w:eastAsia="zh-CN"/>
         </w:rPr>
-        <w:t>宏观分支的水色色块阈值为经验设定,后续需用本地海域实测海面照片校准;融合结论的置信度依赖问卷填写完整性,缺答时仅用图像证据、置信度相应降低。显微分支当前覆盖 7 个赤潮相关类群,后续可接入更多藻种与本地实测图像;识别目前基于单张图像,未来可结合细胞计数估算藻密度、给出赤潮发生概率;模型可进一步量化部署至昇腾端侧设备,服务现场监测。</w:t>
+        <w:t>宏观分支的水色色块阈值为经验设定,后续需用本地海域实测海面照片校准;海面/非海面预检对超低分辨率或极端光照照片仍可能误判,后续补充更多拍摄环境样本。显微分支当前覆盖 7 个赤潮相关类群,后续可接入更多藻种与本地实测图像;识别目前基于单张图像,未来可结合细胞计数估算藻密度、给出赤潮发生概率;模型可进一步量化部署至昇腾端侧设备,服务现场监测。</w:t>
       </w:r>
     </w:p>
     <w:p>
+      <w:pPr>
+        <w:wordWrap/>
+        <w:rPr>
+          <w:rFonts w:hint="eastAsia" w:eastAsia="宋体"/>
+          <w:lang w:eastAsia="zh-CN"/>
+        </w:rPr>
+      </w:pPr>
       <w:r>
         <w:rPr>
-          <w:sz w:val="22"/>
+          <w:rFonts w:hint="eastAsia"/>
+          <w:lang w:eastAsia="zh-CN"/>
         </w:rPr>
-        <w:t>后续工作(工程化方向):其一,将 Streamlit 前端迁移为微信小程序入口,渔民扫码即用、无需安装 Python 环境;其二,补齐离线能力,在弱信号的近岸与船上环境缓存模型与知识库、支持离线出结论;其三,接入时序趋势曲线,把同一监测点的历次查询汇成风险趋势,辅助判断赤潮生消过程;其四,宏观 CNN 重启——当前宏观海面照仅目视精选出 25 张干净样本(暖色 19、绿潮 3、正常 3),正常类远低于可训练门槛,故宏观分支维持规则融合;待按《现场采集规程》采得正常≥60、绿潮≥30 张现场照片后,以冻结骨干的二分类(bloom vs normal)MindSpore 模型作为第三路证据,经预留接口 image_cnn_likelihood 接入 fusion.py,缺省仍回退现有 HSV+问卷融合。</w:t>
+        <w:t>后续工作(工程化方向):其一,将 Streamlit 前端迁移为微信小程序入口,渔民扫码即用、无需安装 Python 环境;其二,补齐离线能力,在弱信号的近岸与船上环境缓存模型与知识库、支持离线出结论;其三,接入时序趋势曲线,把同一监测点的历次查询汇成风险趋势,辅助判断赤潮生消过程;其四,持续采集真实海面照片与用户反馈,扩充宏观/预检数据集,迭代 CNN 精度并开放更多有害藻类类别;其五,与海洋环境监测站、卫星遥感数据结合,形成『遥感发现疑似区域 + 基层拍照近距核验』的天—地协同赤潮监测网,并面向渔政、海洋环保部门输出区域汇总与风险地图。</w:t>
       </w:r>
     </w:p>
     <w:p>
@@ -2579,9 +2785,9 @@
     <w:lsdException w:qFormat="1" w:unhideWhenUsed="0" w:uiPriority="73" w:semiHidden="0" w:name="Colorful Grid"/>
     <w:lsdException w:qFormat="1" w:unhideWhenUsed="0" w:uiPriority="60" w:semiHidden="0" w:name="Light Shading Accent 1"/>
     <w:lsdException w:unhideWhenUsed="0" w:uiPriority="61" w:semiHidden="0" w:name="Light List Accent 1"/>
-    <w:lsdException w:unhideWhenUsed="0" w:uiPriority="62" w:semiHidden="0" w:name="Light Grid Accent 1"/>
-    <w:lsdException w:unhideWhenUsed="0" w:uiPriority="63" w:semiHidden="0" w:name="Medium Shading 1 Accent 1"/>
-    <w:lsdException w:unhideWhenUsed="0" w:uiPriority="64" w:semiHidden="0" w:name="Medium Shading 2 Accent 1"/>
+    <w:lsdException w:qFormat="1" w:unhideWhenUsed="0" w:uiPriority="62" w:semiHidden="0" w:name="Light Grid Accent 1"/>
+    <w:lsdException w:qFormat="1" w:unhideWhenUsed="0" w:uiPriority="63" w:semiHidden="0" w:name="Medium Shading 1 Accent 1"/>
+    <w:lsdException w:qFormat="1" w:unhideWhenUsed="0" w:uiPriority="64" w:semiHidden="0" w:name="Medium Shading 2 Accent 1"/>
     <w:lsdException w:qFormat="1" w:unhideWhenUsed="0" w:uiPriority="65" w:semiHidden="0" w:name="Medium List 1 Accent 1"/>
     <w:lsdException w:qFormat="1" w:unhideWhenUsed="0" w:uiPriority="34" w:semiHidden="0" w:name="List Paragraph"/>
     <w:lsdException w:qFormat="1" w:unhideWhenUsed="0" w:uiPriority="29" w:semiHidden="0" w:name="Quote"/>
@@ -2597,7 +2803,7 @@
     <w:lsdException w:unhideWhenUsed="0" w:uiPriority="60" w:semiHidden="0" w:name="Light Shading Accent 2"/>
     <w:lsdException w:unhideWhenUsed="0" w:uiPriority="61" w:semiHidden="0" w:name="Light List Accent 2"/>
     <w:lsdException w:unhideWhenUsed="0" w:uiPriority="62" w:semiHidden="0" w:name="Light Grid Accent 2"/>
-    <w:lsdException w:unhideWhenUsed="0" w:uiPriority="63" w:semiHidden="0" w:name="Medium Shading 1 Accent 2"/>
+    <w:lsdException w:qFormat="1" w:unhideWhenUsed="0" w:uiPriority="63" w:semiHidden="0" w:name="Medium Shading 1 Accent 2"/>
     <w:lsdException w:unhideWhenUsed="0" w:uiPriority="64" w:semiHidden="0" w:name="Medium Shading 2 Accent 2"/>
     <w:lsdException w:qFormat="1" w:unhideWhenUsed="0" w:uiPriority="65" w:semiHidden="0" w:name="Medium List 1 Accent 2"/>
     <w:lsdException w:qFormat="1" w:unhideWhenUsed="0" w:uiPriority="66" w:semiHidden="0" w:name="Medium List 2 Accent 2"/>
@@ -2611,8 +2817,8 @@
     <w:lsdException w:qFormat="1" w:unhideWhenUsed="0" w:uiPriority="60" w:semiHidden="0" w:name="Light Shading Accent 3"/>
     <w:lsdException w:qFormat="1" w:unhideWhenUsed="0" w:uiPriority="61" w:semiHidden="0" w:name="Light List Accent 3"/>
     <w:lsdException w:qFormat="1" w:unhideWhenUsed="0" w:uiPriority="62" w:semiHidden="0" w:name="Light Grid Accent 3"/>
-    <w:lsdException w:unhideWhenUsed="0" w:uiPriority="63" w:semiHidden="0" w:name="Medium Shading 1 Accent 3"/>
-    <w:lsdException w:unhideWhenUsed="0" w:uiPriority="64" w:semiHidden="0" w:name="Medium Shading 2 Accent 3"/>
+    <w:lsdException w:qFormat="1" w:unhideWhenUsed="0" w:uiPriority="63" w:semiHidden="0" w:name="Medium Shading 1 Accent 3"/>
+    <w:lsdException w:qFormat="1" w:unhideWhenUsed="0" w:uiPriority="64" w:semiHidden="0" w:name="Medium Shading 2 Accent 3"/>
     <w:lsdException w:qFormat="1" w:unhideWhenUsed="0" w:uiPriority="65" w:semiHidden="0" w:name="Medium List 1 Accent 3"/>
     <w:lsdException w:qFormat="1" w:unhideWhenUsed="0" w:uiPriority="66" w:semiHidden="0" w:name="Medium List 2 Accent 3"/>
     <w:lsdException w:qFormat="1" w:unhideWhenUsed="0" w:uiPriority="67" w:semiHidden="0" w:name="Medium Grid 1 Accent 3"/>
@@ -4747,6 +4953,7 @@
   <w:style w:type="table" w:styleId="49">
     <w:name w:val="Light Grid Accent 1"/>
     <w:basedOn w:val="32"/>
+    <w:qFormat/>
     <w:uiPriority w:val="62"/>
     <w:pPr>
       <w:spacing w:after="0" w:line="240" w:lineRule="auto"/>
@@ -5612,6 +5819,7 @@
   <w:style w:type="table" w:styleId="56">
     <w:name w:val="Medium Shading 1 Accent 1"/>
     <w:basedOn w:val="32"/>
+    <w:qFormat/>
     <w:uiPriority w:val="63"/>
     <w:pPr>
       <w:spacing w:after="0" w:line="240" w:lineRule="auto"/>
@@ -5719,6 +5927,7 @@
   <w:style w:type="table" w:styleId="57">
     <w:name w:val="Medium Shading 1 Accent 2"/>
     <w:basedOn w:val="32"/>
+    <w:qFormat/>
     <w:uiPriority w:val="63"/>
     <w:pPr>
       <w:spacing w:after="0" w:line="240" w:lineRule="auto"/>
@@ -5826,6 +6035,7 @@
   <w:style w:type="table" w:styleId="58">
     <w:name w:val="Medium Shading 1 Accent 3"/>
     <w:basedOn w:val="32"/>
+    <w:qFormat/>
     <w:uiPriority w:val="63"/>
     <w:pPr>
       <w:spacing w:after="0" w:line="240" w:lineRule="auto"/>
@@ -6420,6 +6630,7 @@
   <w:style w:type="table" w:styleId="63">
     <w:name w:val="Medium Shading 2 Accent 1"/>
     <w:basedOn w:val="32"/>
+    <w:qFormat/>
     <w:uiPriority w:val="64"/>
     <w:pPr>
       <w:spacing w:after="0" w:line="240" w:lineRule="auto"/>
@@ -6750,6 +6961,7 @@
   <w:style w:type="table" w:styleId="65">
     <w:name w:val="Medium Shading 2 Accent 3"/>
     <w:basedOn w:val="32"/>
+    <w:qFormat/>
     <w:uiPriority w:val="64"/>
     <w:pPr>
       <w:spacing w:after="0" w:line="240" w:lineRule="auto"/>
